--- a/copilot/Copilot_이관가이드.docx
+++ b/copilot/Copilot_이관가이드.docx
@@ -1900,13 +1900,13 @@
       </w:r>
     </w:p>
     <w:bookmarkEnd w:id="26"/>
-    <w:bookmarkStart w:id="27" w:name="X2e422281fdf453dff27e9821051765114c855e6"/>
+    <w:bookmarkStart w:id="27" w:name="Xd46f92d62402bdc54772136606dc12dead35971"/>
     <w:p>
       <w:pPr>
         <w:pStyle w:val="Heading3"/>
       </w:pPr>
       <w:r>
-        <w:t xml:space="preserve">P2. 지침(Instructions) — 에이전트 「개요 → 지침」에 붙여넣기 (약 2,300자, 한도 8,000자)</w:t>
+        <w:t xml:space="preserve">P2. 지침(Instructions) — 에이전트 「개요 → 지침」에 붙여넣기 (약 1,500자, 한도 8,000자)</w:t>
       </w:r>
     </w:p>
     <w:p>

--- a/copilot/Copilot_이관가이드.docx
+++ b/copilot/Copilot_이관가이드.docx
@@ -2,7 +2,7 @@
 <file path=word/document.xml><?xml version="1.0" encoding="utf-8"?>
 <w:document xmlns:w="http://schemas.openxmlformats.org/wordprocessingml/2006/main" xmlns:m="http://schemas.openxmlformats.org/officeDocument/2006/math" xmlns:r="http://schemas.openxmlformats.org/officeDocument/2006/relationships" xmlns:o="urn:schemas-microsoft-com:office:office" xmlns:v="urn:schemas-microsoft-com:vml" xmlns:w10="urn:schemas-microsoft-com:office:word" xmlns:a="http://schemas.openxmlformats.org/drawingml/2006/main" xmlns:pic="http://schemas.openxmlformats.org/drawingml/2006/picture" xmlns:wp="http://schemas.openxmlformats.org/drawingml/2006/wordprocessingDrawing">
   <w:body>
-    <w:bookmarkStart w:id="34" w:name="급여조견표-생성기-microsoft-365-copilot-이관-가이드"/>
+    <w:bookmarkStart w:id="35" w:name="급여조견표-생성기-microsoft-365-copilot-이관-가이드"/>
     <w:p>
       <w:pPr>
         <w:pStyle w:val="Heading1"/>
@@ -262,13 +262,13 @@
       </w:r>
     </w:p>
     <w:bookmarkEnd w:id="20"/>
-    <w:bookmarkStart w:id="21" w:name="기능-대응표"/>
+    <w:bookmarkStart w:id="21" w:name="패키지-구성-zip"/>
     <w:p>
       <w:pPr>
         <w:pStyle w:val="Heading2"/>
       </w:pPr>
       <w:r>
-        <w:t xml:space="preserve">1. 기능 대응표</w:t>
+        <w:t xml:space="preserve">0. 패키지 구성 (ZIP)</w:t>
       </w:r>
     </w:p>
     <w:tbl>
@@ -295,31 +295,31 @@
               <w:jc w:val="left"/>
             </w:pPr>
             <w:r>
-              <w:t xml:space="preserve">현재 웹 기능 (pay-table)</w:t>
-            </w:r>
-          </w:p>
-        </w:tc>
-        <w:tc>
-          <w:tcPr/>
-          <w:p>
-            <w:pPr>
-              <w:pStyle w:val="Compact"/>
-              <w:jc w:val="left"/>
-            </w:pPr>
-            <w:r>
-              <w:t xml:space="preserve">Copilot 버전</w:t>
-            </w:r>
-          </w:p>
-        </w:tc>
-        <w:tc>
-          <w:tcPr/>
-          <w:p>
-            <w:pPr>
-              <w:pStyle w:val="Compact"/>
-              <w:jc w:val="left"/>
-            </w:pPr>
-            <w:r>
-              <w:t xml:space="preserve">담당</w:t>
+              <w:t xml:space="preserve">폴더 / 파일</w:t>
+            </w:r>
+          </w:p>
+        </w:tc>
+        <w:tc>
+          <w:tcPr/>
+          <w:p>
+            <w:pPr>
+              <w:pStyle w:val="Compact"/>
+              <w:jc w:val="left"/>
+            </w:pPr>
+            <w:r>
+              <w:t xml:space="preserve">용도</w:t>
+            </w:r>
+          </w:p>
+        </w:tc>
+        <w:tc>
+          <w:tcPr/>
+          <w:p>
+            <w:pPr>
+              <w:pStyle w:val="Compact"/>
+              <w:jc w:val="left"/>
+            </w:pPr>
+            <w:r>
+              <w:t xml:space="preserve">쓰는 단계</w:t>
             </w:r>
           </w:p>
         </w:tc>
@@ -333,46 +333,34 @@
               <w:jc w:val="left"/>
             </w:pPr>
             <w:r>
-              <w:t xml:space="preserve">① 엑셀 업로드</w:t>
-            </w:r>
-          </w:p>
-        </w:tc>
-        <w:tc>
-          <w:tcPr/>
-          <w:p>
-            <w:pPr>
-              <w:pStyle w:val="Compact"/>
-              <w:jc w:val="left"/>
-            </w:pPr>
-            <w:r>
-              <w:t xml:space="preserve">SharePoint</w:t>
-            </w:r>
-            <w:r>
-              <w:t xml:space="preserve"> </w:t>
-            </w:r>
-            <w:r>
               <w:rPr>
                 <w:rStyle w:val="VerbatimChar"/>
               </w:rPr>
-              <w:t xml:space="preserve">원본엑셀</w:t>
-            </w:r>
-            <w:r>
-              <w:t xml:space="preserve"> </w:t>
-            </w:r>
-            <w:r>
-              <w:t xml:space="preserve">라이브러리에 업로드, 또는 Copilot 대화창에 첨부</w:t>
-            </w:r>
-          </w:p>
-        </w:tc>
-        <w:tc>
-          <w:tcPr/>
-          <w:p>
-            <w:pPr>
-              <w:pStyle w:val="Compact"/>
-              <w:jc w:val="left"/>
-            </w:pPr>
-            <w:r>
-              <w:t xml:space="preserve">사용자</w:t>
+              <w:t xml:space="preserve">00_이관가이드.docx</w:t>
+            </w:r>
+          </w:p>
+        </w:tc>
+        <w:tc>
+          <w:tcPr/>
+          <w:p>
+            <w:pPr>
+              <w:pStyle w:val="Compact"/>
+              <w:jc w:val="left"/>
+            </w:pPr>
+            <w:r>
+              <w:t xml:space="preserve">이 문서 (전체 설명)</w:t>
+            </w:r>
+          </w:p>
+        </w:tc>
+        <w:tc>
+          <w:tcPr/>
+          <w:p>
+            <w:pPr>
+              <w:pStyle w:val="Compact"/>
+              <w:jc w:val="left"/>
+            </w:pPr>
+            <w:r>
+              <w:t xml:space="preserve">처음에 읽기</w:t>
             </w:r>
           </w:p>
         </w:tc>
@@ -386,58 +374,34 @@
               <w:jc w:val="left"/>
             </w:pPr>
             <w:r>
-              <w:t xml:space="preserve">시트·센터명·직무 파싱 (</w:t>
-            </w:r>
-            <w:r>
               <w:rPr>
                 <w:rStyle w:val="VerbatimChar"/>
               </w:rPr>
-              <w:t xml:space="preserve">parsePaytable</w:t>
-            </w:r>
-            <w:r>
-              <w:t xml:space="preserve">)</w:t>
-            </w:r>
-          </w:p>
-        </w:tc>
-        <w:tc>
-          <w:tcPr/>
-          <w:p>
-            <w:pPr>
-              <w:pStyle w:val="Compact"/>
-              <w:jc w:val="left"/>
-            </w:pPr>
-            <w:r>
-              <w:rPr>
-                <w:rStyle w:val="VerbatimChar"/>
-              </w:rPr>
-              <w:t xml:space="preserve">PayTableScript.ts</w:t>
-            </w:r>
-            <w:r>
-              <w:t xml:space="preserve"> </w:t>
-            </w:r>
-            <w:r>
-              <w:t xml:space="preserve">→</w:t>
-            </w:r>
-            <w:r>
-              <w:t xml:space="preserve"> </w:t>
-            </w:r>
-            <w:r>
-              <w:rPr>
-                <w:rStyle w:val="VerbatimChar"/>
-              </w:rPr>
-              <w:t xml:space="preserve">parsePaytable</w:t>
-            </w:r>
-          </w:p>
-        </w:tc>
-        <w:tc>
-          <w:tcPr/>
-          <w:p>
-            <w:pPr>
-              <w:pStyle w:val="Compact"/>
-              <w:jc w:val="left"/>
-            </w:pPr>
-            <w:r>
-              <w:t xml:space="preserve">Office Script</w:t>
+              <w:t xml:space="preserve">01_지식자료/급여조견표_업무규칙.docx</w:t>
+            </w:r>
+          </w:p>
+        </w:tc>
+        <w:tc>
+          <w:tcPr/>
+          <w:p>
+            <w:pPr>
+              <w:pStyle w:val="Compact"/>
+              <w:jc w:val="left"/>
+            </w:pPr>
+            <w:r>
+              <w:t xml:space="preserve">Copilot Studio 지식 업로드</w:t>
+            </w:r>
+          </w:p>
+        </w:tc>
+        <w:tc>
+          <w:tcPr/>
+          <w:p>
+            <w:pPr>
+              <w:pStyle w:val="Compact"/>
+              <w:jc w:val="left"/>
+            </w:pPr>
+            <w:r>
+              <w:t xml:space="preserve">7단계</w:t>
             </w:r>
           </w:p>
         </w:tc>
@@ -451,40 +415,52 @@
               <w:jc w:val="left"/>
             </w:pPr>
             <w:r>
-              <w:t xml:space="preserve">② 직무 선택</w:t>
-            </w:r>
-          </w:p>
-        </w:tc>
-        <w:tc>
-          <w:tcPr/>
-          <w:p>
-            <w:pPr>
-              <w:pStyle w:val="Compact"/>
-              <w:jc w:val="left"/>
-            </w:pPr>
-            <w:r>
-              <w:t xml:space="preserve">대화에서 「전체」 또는 「제휴상담 · 사원, 팀장 · 선임」 지정 →</w:t>
-            </w:r>
-            <w:r>
-              <w:t xml:space="preserve"> </w:t>
-            </w:r>
-            <w:r>
               <w:rPr>
                 <w:rStyle w:val="VerbatimChar"/>
               </w:rPr>
-              <w:t xml:space="preserve">selectedJobs</w:t>
-            </w:r>
-          </w:p>
-        </w:tc>
-        <w:tc>
-          <w:tcPr/>
-          <w:p>
-            <w:pPr>
-              <w:pStyle w:val="Compact"/>
-              <w:jc w:val="left"/>
-            </w:pPr>
-            <w:r>
-              <w:t xml:space="preserve">Copilot → 흐름</w:t>
+              <w:t xml:space="preserve">02_OfficeScript/PayTableScript.ts</w:t>
+            </w:r>
+            <w:r>
+              <w:t xml:space="preserve"> </w:t>
+            </w:r>
+            <w:r>
+              <w:t xml:space="preserve">(</w:t>
+            </w:r>
+            <w:r>
+              <w:rPr>
+                <w:rStyle w:val="VerbatimChar"/>
+              </w:rPr>
+              <w:t xml:space="preserve">.txt</w:t>
+            </w:r>
+            <w:r>
+              <w:t xml:space="preserve"> </w:t>
+            </w:r>
+            <w:r>
+              <w:t xml:space="preserve">사본 포함)</w:t>
+            </w:r>
+          </w:p>
+        </w:tc>
+        <w:tc>
+          <w:tcPr/>
+          <w:p>
+            <w:pPr>
+              <w:pStyle w:val="Compact"/>
+              <w:jc w:val="left"/>
+            </w:pPr>
+            <w:r>
+              <w:t xml:space="preserve">Excel 웹 → 자동화 → 새 스크립트에 붙여넣기</w:t>
+            </w:r>
+          </w:p>
+        </w:tc>
+        <w:tc>
+          <w:tcPr/>
+          <w:p>
+            <w:pPr>
+              <w:pStyle w:val="Compact"/>
+              <w:jc w:val="left"/>
+            </w:pPr>
+            <w:r>
+              <w:t xml:space="preserve">3단계</w:t>
             </w:r>
           </w:p>
         </w:tc>
@@ -498,31 +474,34 @@
               <w:jc w:val="left"/>
             </w:pPr>
             <w:r>
-              <w:t xml:space="preserve">③ 표 너비 조정</w:t>
-            </w:r>
-          </w:p>
-        </w:tc>
-        <w:tc>
-          <w:tcPr/>
-          <w:p>
-            <w:pPr>
-              <w:pStyle w:val="Compact"/>
-              <w:jc w:val="left"/>
-            </w:pPr>
-            <w:r>
-              <w:t xml:space="preserve">제거 (시트 열 너비 고정, 1페이지 맞춤 인쇄)</w:t>
-            </w:r>
-          </w:p>
-        </w:tc>
-        <w:tc>
-          <w:tcPr/>
-          <w:p>
-            <w:pPr>
-              <w:pStyle w:val="Compact"/>
-              <w:jc w:val="left"/>
-            </w:pPr>
-            <w:r>
-              <w:t xml:space="preserve">—</w:t>
+              <w:rPr>
+                <w:rStyle w:val="VerbatimChar"/>
+              </w:rPr>
+              <w:t xml:space="preserve">03_프롬프트/P1~P4_*.txt</w:t>
+            </w:r>
+          </w:p>
+        </w:tc>
+        <w:tc>
+          <w:tcPr/>
+          <w:p>
+            <w:pPr>
+              <w:pStyle w:val="Compact"/>
+              <w:jc w:val="left"/>
+            </w:pPr>
+            <w:r>
+              <w:t xml:space="preserve">해당 화면에 그대로 복사·붙여넣기</w:t>
+            </w:r>
+          </w:p>
+        </w:tc>
+        <w:tc>
+          <w:tcPr/>
+          <w:p>
+            <w:pPr>
+              <w:pStyle w:val="Compact"/>
+              <w:jc w:val="left"/>
+            </w:pPr>
+            <w:r>
+              <w:t xml:space="preserve">4~8단계</w:t>
             </w:r>
           </w:p>
         </w:tc>
@@ -536,31 +515,34 @@
               <w:jc w:val="left"/>
             </w:pPr>
             <w:r>
-              <w:t xml:space="preserve">③ 예외·특례사항 편집</w:t>
-            </w:r>
-          </w:p>
-        </w:tc>
-        <w:tc>
-          <w:tcPr/>
-          <w:p>
-            <w:pPr>
-              <w:pStyle w:val="Compact"/>
-              <w:jc w:val="left"/>
-            </w:pPr>
-            <w:r>
-              <w:t xml:space="preserve">엑셀 원본에서 수정 후 재실행</w:t>
-            </w:r>
-          </w:p>
-        </w:tc>
-        <w:tc>
-          <w:tcPr/>
-          <w:p>
-            <w:pPr>
-              <w:pStyle w:val="Compact"/>
-              <w:jc w:val="left"/>
-            </w:pPr>
-            <w:r>
-              <w:t xml:space="preserve">사용자</w:t>
+              <w:rPr>
+                <w:rStyle w:val="VerbatimChar"/>
+              </w:rPr>
+              <w:t xml:space="preserve">03_프롬프트/P5_테스트질문.xlsx</w:t>
+            </w:r>
+          </w:p>
+        </w:tc>
+        <w:tc>
+          <w:tcPr/>
+          <w:p>
+            <w:pPr>
+              <w:pStyle w:val="Compact"/>
+              <w:jc w:val="left"/>
+            </w:pPr>
+            <w:r>
+              <w:t xml:space="preserve">테스트 결과 기록표</w:t>
+            </w:r>
+          </w:p>
+        </w:tc>
+        <w:tc>
+          <w:tcPr/>
+          <w:p>
+            <w:pPr>
+              <w:pStyle w:val="Compact"/>
+              <w:jc w:val="left"/>
+            </w:pPr>
+            <w:r>
+              <w:t xml:space="preserve">9단계</w:t>
             </w:r>
           </w:p>
         </w:tc>
@@ -574,58 +556,34 @@
               <w:jc w:val="left"/>
             </w:pPr>
             <w:r>
-              <w:t xml:space="preserve">초과근무 비고 자동 매칭 + ⚠ 확인 알림</w:t>
-            </w:r>
-          </w:p>
-        </w:tc>
-        <w:tc>
-          <w:tcPr/>
-          <w:p>
-            <w:pPr>
-              <w:pStyle w:val="Compact"/>
-              <w:jc w:val="left"/>
-            </w:pPr>
-            <w:r>
-              <w:t xml:space="preserve">스크립트가</w:t>
-            </w:r>
-            <w:r>
-              <w:t xml:space="preserve"> </w:t>
-            </w:r>
-            <w:r>
               <w:rPr>
                 <w:rStyle w:val="VerbatimChar"/>
               </w:rPr>
-              <w:t xml:space="preserve">overtimeUncertain</w:t>
-            </w:r>
-            <w:r>
-              <w:t xml:space="preserve"> </w:t>
-            </w:r>
-            <w:r>
-              <w:t xml:space="preserve">반환 → Copilot이 확인 질문 →</w:t>
-            </w:r>
-            <w:r>
-              <w:t xml:space="preserve"> </w:t>
-            </w:r>
-            <w:r>
-              <w:rPr>
-                <w:rStyle w:val="VerbatimChar"/>
-              </w:rPr>
-              <w:t xml:space="preserve">overtimeOverrides</w:t>
-            </w:r>
-            <w:r>
-              <w:t xml:space="preserve">로 재실행</w:t>
-            </w:r>
-          </w:p>
-        </w:tc>
-        <w:tc>
-          <w:tcPr/>
-          <w:p>
-            <w:pPr>
-              <w:pStyle w:val="Compact"/>
-              <w:jc w:val="left"/>
-            </w:pPr>
-            <w:r>
-              <w:t xml:space="preserve">Script + Copilot</w:t>
+              <w:t xml:space="preserve">04_SharePoint구성/SharePoint_구성표.xlsx</w:t>
+            </w:r>
+          </w:p>
+        </w:tc>
+        <w:tc>
+          <w:tcPr/>
+          <w:p>
+            <w:pPr>
+              <w:pStyle w:val="Compact"/>
+              <w:jc w:val="left"/>
+            </w:pPr>
+            <w:r>
+              <w:t xml:space="preserve">라이브러리·목록·열 만들기 체크리스트</w:t>
+            </w:r>
+          </w:p>
+        </w:tc>
+        <w:tc>
+          <w:tcPr/>
+          <w:p>
+            <w:pPr>
+              <w:pStyle w:val="Compact"/>
+              <w:jc w:val="left"/>
+            </w:pPr>
+            <w:r>
+              <w:t xml:space="preserve">2단계</w:t>
             </w:r>
           </w:p>
         </w:tc>
@@ -639,191 +597,34 @@
               <w:jc w:val="left"/>
             </w:pPr>
             <w:r>
-              <w:t xml:space="preserve">④ 미리보기 / ⑤ PNG·ZIP 다운로드</w:t>
-            </w:r>
-          </w:p>
-        </w:tc>
-        <w:tc>
-          <w:tcPr/>
-          <w:p>
-            <w:pPr>
-              <w:pStyle w:val="Compact"/>
-              <w:jc w:val="left"/>
-            </w:pPr>
-            <w:r>
-              <w:t xml:space="preserve">직무별 시트 →</w:t>
-            </w:r>
-            <w:r>
-              <w:t xml:space="preserve"> </w:t>
-            </w:r>
-            <w:r>
-              <w:rPr>
-                <w:bCs/>
-                <w:b/>
-              </w:rPr>
-              <w:t xml:space="preserve">PDF 변환</w:t>
-            </w:r>
-            <w:r>
-              <w:t xml:space="preserve"> </w:t>
-            </w:r>
-            <w:r>
-              <w:t xml:space="preserve">→</w:t>
-            </w:r>
-            <w:r>
-              <w:t xml:space="preserve"> </w:t>
-            </w:r>
-            <w:r>
               <w:rPr>
                 <w:rStyle w:val="VerbatimChar"/>
               </w:rPr>
-              <w:t xml:space="preserve">조견표PDF</w:t>
-            </w:r>
-            <w:r>
-              <w:t xml:space="preserve"> </w:t>
-            </w:r>
-            <w:r>
-              <w:t xml:space="preserve">라이브러리</w:t>
-            </w:r>
-          </w:p>
-        </w:tc>
-        <w:tc>
-          <w:tcPr/>
-          <w:p>
-            <w:pPr>
-              <w:pStyle w:val="Compact"/>
-              <w:jc w:val="left"/>
-            </w:pPr>
-            <w:r>
-              <w:t xml:space="preserve">흐름</w:t>
-            </w:r>
-          </w:p>
-        </w:tc>
-      </w:tr>
-      <w:tr>
-        <w:tc>
-          <w:tcPr/>
-          <w:p>
-            <w:pPr>
-              <w:pStyle w:val="Compact"/>
-              <w:jc w:val="left"/>
-            </w:pPr>
-            <w:r>
-              <w:t xml:space="preserve">클라우드 자동 저장 (Supabase)</w:t>
-            </w:r>
-          </w:p>
-        </w:tc>
-        <w:tc>
-          <w:tcPr/>
-          <w:p>
-            <w:pPr>
-              <w:pStyle w:val="Compact"/>
-              <w:jc w:val="left"/>
-            </w:pPr>
-            <w:r>
-              <w:t xml:space="preserve">SharePoint 라이브러리 +</w:t>
-            </w:r>
-            <w:r>
-              <w:t xml:space="preserve"> </w:t>
-            </w:r>
-            <w:r>
-              <w:rPr>
-                <w:rStyle w:val="VerbatimChar"/>
-              </w:rPr>
-              <w:t xml:space="preserve">직무별보수</w:t>
-            </w:r>
-            <w:r>
-              <w:t xml:space="preserve"> </w:t>
-            </w:r>
-            <w:r>
-              <w:t xml:space="preserve">목록</w:t>
-            </w:r>
-          </w:p>
-        </w:tc>
-        <w:tc>
-          <w:tcPr/>
-          <w:p>
-            <w:pPr>
-              <w:pStyle w:val="Compact"/>
-              <w:jc w:val="left"/>
-            </w:pPr>
-            <w:r>
-              <w:t xml:space="preserve">흐름</w:t>
-            </w:r>
-          </w:p>
-        </w:tc>
-      </w:tr>
-      <w:tr>
-        <w:tc>
-          <w:tcPr/>
-          <w:p>
-            <w:pPr>
-              <w:pStyle w:val="Compact"/>
-              <w:jc w:val="left"/>
-            </w:pPr>
-            <w:r>
-              <w:t xml:space="preserve">센터별 필터·전체 검색·재다운로드</w:t>
-            </w:r>
-          </w:p>
-        </w:tc>
-        <w:tc>
-          <w:tcPr/>
-          <w:p>
-            <w:pPr>
-              <w:pStyle w:val="Compact"/>
-              <w:jc w:val="left"/>
-            </w:pPr>
-            <w:r>
-              <w:t xml:space="preserve">SharePoint 보기/검색 + Copilot 지식 검색 (「부천센터 지난달 조견표 찾아줘」)</w:t>
-            </w:r>
-          </w:p>
-        </w:tc>
-        <w:tc>
-          <w:tcPr/>
-          <w:p>
-            <w:pPr>
-              <w:pStyle w:val="Compact"/>
-              <w:jc w:val="left"/>
-            </w:pPr>
-            <w:r>
-              <w:t xml:space="preserve">Copilot</w:t>
-            </w:r>
-          </w:p>
-        </w:tc>
-      </w:tr>
-      <w:tr>
-        <w:tc>
-          <w:tcPr/>
-          <w:p>
-            <w:pPr>
-              <w:pStyle w:val="Compact"/>
-              <w:jc w:val="left"/>
-            </w:pPr>
-            <w:r>
-              <w:t xml:space="preserve">사이트·자료 탭 비밀번호</w:t>
-            </w:r>
-          </w:p>
-        </w:tc>
-        <w:tc>
-          <w:tcPr/>
-          <w:p>
-            <w:pPr>
-              <w:pStyle w:val="Compact"/>
-              <w:jc w:val="left"/>
-            </w:pPr>
-            <w:r>
-              <w:t xml:space="preserve">회사 계정 로그인 + SharePoint 사이트 권한</w:t>
-            </w:r>
-          </w:p>
-        </w:tc>
-        <w:tc>
-          <w:tcPr/>
-          <w:p>
-            <w:pPr>
-              <w:pStyle w:val="Compact"/>
-              <w:jc w:val="left"/>
-            </w:pPr>
-            <w:r>
-              <w:t xml:space="preserve">IT/관리자</w:t>
+              <w:t xml:space="preserve">05_작업체크리스트.xlsx</w:t>
+            </w:r>
+          </w:p>
+        </w:tc>
+        <w:tc>
+          <w:tcPr/>
+          <w:p>
+            <w:pPr>
+              <w:pStyle w:val="Compact"/>
+              <w:jc w:val="left"/>
+            </w:pPr>
+            <w:r>
+              <w:t xml:space="preserve">0~11단계 진행 관리 (담당·완료일 기입)</w:t>
+            </w:r>
+          </w:p>
+        </w:tc>
+        <w:tc>
+          <w:tcPr/>
+          <w:p>
+            <w:pPr>
+              <w:pStyle w:val="Compact"/>
+              <w:jc w:val="left"/>
+            </w:pPr>
+            <w:r>
+              <w:t xml:space="preserve">전체</w:t>
             </w:r>
           </w:p>
         </w:tc>
@@ -837,16 +638,591 @@
       </w:r>
     </w:p>
     <w:bookmarkEnd w:id="21"/>
-    <w:bookmarkStart w:id="25" w:name="전달-자료-정리"/>
+    <w:bookmarkStart w:id="22" w:name="기능-대응표"/>
     <w:p>
       <w:pPr>
         <w:pStyle w:val="Heading2"/>
       </w:pPr>
       <w:r>
+        <w:t xml:space="preserve">1. 기능 대응표</w:t>
+      </w:r>
+    </w:p>
+    <w:tbl>
+      <w:tblPr>
+        <w:tblStyle w:val="Table"/>
+        <w:tblW w:type="pct" w:w="5000"/>
+        <w:tblLook w:firstRow="1" w:lastRow="0" w:firstColumn="0" w:lastColumn="0" w:noHBand="0" w:noVBand="0" w:val="0020"/>
+        <w:jc w:val="start"/>
+      </w:tblPr>
+      <w:tblGrid>
+        <w:gridCol w:w="2640"/>
+        <w:gridCol w:w="2640"/>
+        <w:gridCol w:w="2640"/>
+      </w:tblGrid>
+      <w:tr>
+        <w:trPr>
+          <w:tblHeader w:val="true"/>
+        </w:trPr>
+        <w:tc>
+          <w:tcPr/>
+          <w:p>
+            <w:pPr>
+              <w:pStyle w:val="Compact"/>
+              <w:jc w:val="left"/>
+            </w:pPr>
+            <w:r>
+              <w:t xml:space="preserve">현재 웹 기능 (pay-table)</w:t>
+            </w:r>
+          </w:p>
+        </w:tc>
+        <w:tc>
+          <w:tcPr/>
+          <w:p>
+            <w:pPr>
+              <w:pStyle w:val="Compact"/>
+              <w:jc w:val="left"/>
+            </w:pPr>
+            <w:r>
+              <w:t xml:space="preserve">Copilot 버전</w:t>
+            </w:r>
+          </w:p>
+        </w:tc>
+        <w:tc>
+          <w:tcPr/>
+          <w:p>
+            <w:pPr>
+              <w:pStyle w:val="Compact"/>
+              <w:jc w:val="left"/>
+            </w:pPr>
+            <w:r>
+              <w:t xml:space="preserve">담당</w:t>
+            </w:r>
+          </w:p>
+        </w:tc>
+      </w:tr>
+      <w:tr>
+        <w:tc>
+          <w:tcPr/>
+          <w:p>
+            <w:pPr>
+              <w:pStyle w:val="Compact"/>
+              <w:jc w:val="left"/>
+            </w:pPr>
+            <w:r>
+              <w:t xml:space="preserve">① 엑셀 업로드</w:t>
+            </w:r>
+          </w:p>
+        </w:tc>
+        <w:tc>
+          <w:tcPr/>
+          <w:p>
+            <w:pPr>
+              <w:pStyle w:val="Compact"/>
+              <w:jc w:val="left"/>
+            </w:pPr>
+            <w:r>
+              <w:t xml:space="preserve">SharePoint</w:t>
+            </w:r>
+            <w:r>
+              <w:t xml:space="preserve"> </w:t>
+            </w:r>
+            <w:r>
+              <w:rPr>
+                <w:rStyle w:val="VerbatimChar"/>
+              </w:rPr>
+              <w:t xml:space="preserve">원본엑셀</w:t>
+            </w:r>
+            <w:r>
+              <w:t xml:space="preserve"> </w:t>
+            </w:r>
+            <w:r>
+              <w:t xml:space="preserve">라이브러리에 업로드, 또는 Copilot 대화창에 첨부</w:t>
+            </w:r>
+          </w:p>
+        </w:tc>
+        <w:tc>
+          <w:tcPr/>
+          <w:p>
+            <w:pPr>
+              <w:pStyle w:val="Compact"/>
+              <w:jc w:val="left"/>
+            </w:pPr>
+            <w:r>
+              <w:t xml:space="preserve">사용자</w:t>
+            </w:r>
+          </w:p>
+        </w:tc>
+      </w:tr>
+      <w:tr>
+        <w:tc>
+          <w:tcPr/>
+          <w:p>
+            <w:pPr>
+              <w:pStyle w:val="Compact"/>
+              <w:jc w:val="left"/>
+            </w:pPr>
+            <w:r>
+              <w:t xml:space="preserve">시트·센터명·직무 파싱 (</w:t>
+            </w:r>
+            <w:r>
+              <w:rPr>
+                <w:rStyle w:val="VerbatimChar"/>
+              </w:rPr>
+              <w:t xml:space="preserve">parsePaytable</w:t>
+            </w:r>
+            <w:r>
+              <w:t xml:space="preserve">)</w:t>
+            </w:r>
+          </w:p>
+        </w:tc>
+        <w:tc>
+          <w:tcPr/>
+          <w:p>
+            <w:pPr>
+              <w:pStyle w:val="Compact"/>
+              <w:jc w:val="left"/>
+            </w:pPr>
+            <w:r>
+              <w:rPr>
+                <w:rStyle w:val="VerbatimChar"/>
+              </w:rPr>
+              <w:t xml:space="preserve">PayTableScript.ts</w:t>
+            </w:r>
+            <w:r>
+              <w:t xml:space="preserve"> </w:t>
+            </w:r>
+            <w:r>
+              <w:t xml:space="preserve">→</w:t>
+            </w:r>
+            <w:r>
+              <w:t xml:space="preserve"> </w:t>
+            </w:r>
+            <w:r>
+              <w:rPr>
+                <w:rStyle w:val="VerbatimChar"/>
+              </w:rPr>
+              <w:t xml:space="preserve">parsePaytable</w:t>
+            </w:r>
+          </w:p>
+        </w:tc>
+        <w:tc>
+          <w:tcPr/>
+          <w:p>
+            <w:pPr>
+              <w:pStyle w:val="Compact"/>
+              <w:jc w:val="left"/>
+            </w:pPr>
+            <w:r>
+              <w:t xml:space="preserve">Office Script</w:t>
+            </w:r>
+          </w:p>
+        </w:tc>
+      </w:tr>
+      <w:tr>
+        <w:tc>
+          <w:tcPr/>
+          <w:p>
+            <w:pPr>
+              <w:pStyle w:val="Compact"/>
+              <w:jc w:val="left"/>
+            </w:pPr>
+            <w:r>
+              <w:t xml:space="preserve">② 직무 선택</w:t>
+            </w:r>
+          </w:p>
+        </w:tc>
+        <w:tc>
+          <w:tcPr/>
+          <w:p>
+            <w:pPr>
+              <w:pStyle w:val="Compact"/>
+              <w:jc w:val="left"/>
+            </w:pPr>
+            <w:r>
+              <w:t xml:space="preserve">대화에서 「전체」 또는 「제휴상담 · 사원, 팀장 · 선임」 지정 →</w:t>
+            </w:r>
+            <w:r>
+              <w:t xml:space="preserve"> </w:t>
+            </w:r>
+            <w:r>
+              <w:rPr>
+                <w:rStyle w:val="VerbatimChar"/>
+              </w:rPr>
+              <w:t xml:space="preserve">selectedJobs</w:t>
+            </w:r>
+          </w:p>
+        </w:tc>
+        <w:tc>
+          <w:tcPr/>
+          <w:p>
+            <w:pPr>
+              <w:pStyle w:val="Compact"/>
+              <w:jc w:val="left"/>
+            </w:pPr>
+            <w:r>
+              <w:t xml:space="preserve">Copilot → 흐름</w:t>
+            </w:r>
+          </w:p>
+        </w:tc>
+      </w:tr>
+      <w:tr>
+        <w:tc>
+          <w:tcPr/>
+          <w:p>
+            <w:pPr>
+              <w:pStyle w:val="Compact"/>
+              <w:jc w:val="left"/>
+            </w:pPr>
+            <w:r>
+              <w:t xml:space="preserve">③ 표 너비 조정</w:t>
+            </w:r>
+          </w:p>
+        </w:tc>
+        <w:tc>
+          <w:tcPr/>
+          <w:p>
+            <w:pPr>
+              <w:pStyle w:val="Compact"/>
+              <w:jc w:val="left"/>
+            </w:pPr>
+            <w:r>
+              <w:t xml:space="preserve">제거 (시트 열 너비 고정, 1페이지 맞춤 인쇄)</w:t>
+            </w:r>
+          </w:p>
+        </w:tc>
+        <w:tc>
+          <w:tcPr/>
+          <w:p>
+            <w:pPr>
+              <w:pStyle w:val="Compact"/>
+              <w:jc w:val="left"/>
+            </w:pPr>
+            <w:r>
+              <w:t xml:space="preserve">—</w:t>
+            </w:r>
+          </w:p>
+        </w:tc>
+      </w:tr>
+      <w:tr>
+        <w:tc>
+          <w:tcPr/>
+          <w:p>
+            <w:pPr>
+              <w:pStyle w:val="Compact"/>
+              <w:jc w:val="left"/>
+            </w:pPr>
+            <w:r>
+              <w:t xml:space="preserve">③ 예외·특례사항 편집</w:t>
+            </w:r>
+          </w:p>
+        </w:tc>
+        <w:tc>
+          <w:tcPr/>
+          <w:p>
+            <w:pPr>
+              <w:pStyle w:val="Compact"/>
+              <w:jc w:val="left"/>
+            </w:pPr>
+            <w:r>
+              <w:t xml:space="preserve">엑셀 원본에서 수정 후 재실행</w:t>
+            </w:r>
+          </w:p>
+        </w:tc>
+        <w:tc>
+          <w:tcPr/>
+          <w:p>
+            <w:pPr>
+              <w:pStyle w:val="Compact"/>
+              <w:jc w:val="left"/>
+            </w:pPr>
+            <w:r>
+              <w:t xml:space="preserve">사용자</w:t>
+            </w:r>
+          </w:p>
+        </w:tc>
+      </w:tr>
+      <w:tr>
+        <w:tc>
+          <w:tcPr/>
+          <w:p>
+            <w:pPr>
+              <w:pStyle w:val="Compact"/>
+              <w:jc w:val="left"/>
+            </w:pPr>
+            <w:r>
+              <w:t xml:space="preserve">초과근무 비고 자동 매칭 + ⚠ 확인 알림</w:t>
+            </w:r>
+          </w:p>
+        </w:tc>
+        <w:tc>
+          <w:tcPr/>
+          <w:p>
+            <w:pPr>
+              <w:pStyle w:val="Compact"/>
+              <w:jc w:val="left"/>
+            </w:pPr>
+            <w:r>
+              <w:t xml:space="preserve">스크립트가</w:t>
+            </w:r>
+            <w:r>
+              <w:t xml:space="preserve"> </w:t>
+            </w:r>
+            <w:r>
+              <w:rPr>
+                <w:rStyle w:val="VerbatimChar"/>
+              </w:rPr>
+              <w:t xml:space="preserve">overtimeUncertain</w:t>
+            </w:r>
+            <w:r>
+              <w:t xml:space="preserve"> </w:t>
+            </w:r>
+            <w:r>
+              <w:t xml:space="preserve">반환 → Copilot이 확인 질문 →</w:t>
+            </w:r>
+            <w:r>
+              <w:t xml:space="preserve"> </w:t>
+            </w:r>
+            <w:r>
+              <w:rPr>
+                <w:rStyle w:val="VerbatimChar"/>
+              </w:rPr>
+              <w:t xml:space="preserve">overtimeOverrides</w:t>
+            </w:r>
+            <w:r>
+              <w:t xml:space="preserve">로 재실행</w:t>
+            </w:r>
+          </w:p>
+        </w:tc>
+        <w:tc>
+          <w:tcPr/>
+          <w:p>
+            <w:pPr>
+              <w:pStyle w:val="Compact"/>
+              <w:jc w:val="left"/>
+            </w:pPr>
+            <w:r>
+              <w:t xml:space="preserve">Script + Copilot</w:t>
+            </w:r>
+          </w:p>
+        </w:tc>
+      </w:tr>
+      <w:tr>
+        <w:tc>
+          <w:tcPr/>
+          <w:p>
+            <w:pPr>
+              <w:pStyle w:val="Compact"/>
+              <w:jc w:val="left"/>
+            </w:pPr>
+            <w:r>
+              <w:t xml:space="preserve">④ 미리보기 / ⑤ PNG·ZIP 다운로드</w:t>
+            </w:r>
+          </w:p>
+        </w:tc>
+        <w:tc>
+          <w:tcPr/>
+          <w:p>
+            <w:pPr>
+              <w:pStyle w:val="Compact"/>
+              <w:jc w:val="left"/>
+            </w:pPr>
+            <w:r>
+              <w:t xml:space="preserve">직무별 시트 →</w:t>
+            </w:r>
+            <w:r>
+              <w:t xml:space="preserve"> </w:t>
+            </w:r>
+            <w:r>
+              <w:rPr>
+                <w:bCs/>
+                <w:b/>
+              </w:rPr>
+              <w:t xml:space="preserve">PDF 변환</w:t>
+            </w:r>
+            <w:r>
+              <w:t xml:space="preserve"> </w:t>
+            </w:r>
+            <w:r>
+              <w:t xml:space="preserve">→</w:t>
+            </w:r>
+            <w:r>
+              <w:t xml:space="preserve"> </w:t>
+            </w:r>
+            <w:r>
+              <w:rPr>
+                <w:rStyle w:val="VerbatimChar"/>
+              </w:rPr>
+              <w:t xml:space="preserve">조견표PDF</w:t>
+            </w:r>
+            <w:r>
+              <w:t xml:space="preserve"> </w:t>
+            </w:r>
+            <w:r>
+              <w:t xml:space="preserve">라이브러리</w:t>
+            </w:r>
+          </w:p>
+        </w:tc>
+        <w:tc>
+          <w:tcPr/>
+          <w:p>
+            <w:pPr>
+              <w:pStyle w:val="Compact"/>
+              <w:jc w:val="left"/>
+            </w:pPr>
+            <w:r>
+              <w:t xml:space="preserve">흐름</w:t>
+            </w:r>
+          </w:p>
+        </w:tc>
+      </w:tr>
+      <w:tr>
+        <w:tc>
+          <w:tcPr/>
+          <w:p>
+            <w:pPr>
+              <w:pStyle w:val="Compact"/>
+              <w:jc w:val="left"/>
+            </w:pPr>
+            <w:r>
+              <w:t xml:space="preserve">클라우드 자동 저장 (Supabase)</w:t>
+            </w:r>
+          </w:p>
+        </w:tc>
+        <w:tc>
+          <w:tcPr/>
+          <w:p>
+            <w:pPr>
+              <w:pStyle w:val="Compact"/>
+              <w:jc w:val="left"/>
+            </w:pPr>
+            <w:r>
+              <w:t xml:space="preserve">SharePoint 라이브러리 +</w:t>
+            </w:r>
+            <w:r>
+              <w:t xml:space="preserve"> </w:t>
+            </w:r>
+            <w:r>
+              <w:rPr>
+                <w:rStyle w:val="VerbatimChar"/>
+              </w:rPr>
+              <w:t xml:space="preserve">직무별보수</w:t>
+            </w:r>
+            <w:r>
+              <w:t xml:space="preserve"> </w:t>
+            </w:r>
+            <w:r>
+              <w:t xml:space="preserve">목록</w:t>
+            </w:r>
+          </w:p>
+        </w:tc>
+        <w:tc>
+          <w:tcPr/>
+          <w:p>
+            <w:pPr>
+              <w:pStyle w:val="Compact"/>
+              <w:jc w:val="left"/>
+            </w:pPr>
+            <w:r>
+              <w:t xml:space="preserve">흐름</w:t>
+            </w:r>
+          </w:p>
+        </w:tc>
+      </w:tr>
+      <w:tr>
+        <w:tc>
+          <w:tcPr/>
+          <w:p>
+            <w:pPr>
+              <w:pStyle w:val="Compact"/>
+              <w:jc w:val="left"/>
+            </w:pPr>
+            <w:r>
+              <w:t xml:space="preserve">센터별 필터·전체 검색·재다운로드</w:t>
+            </w:r>
+          </w:p>
+        </w:tc>
+        <w:tc>
+          <w:tcPr/>
+          <w:p>
+            <w:pPr>
+              <w:pStyle w:val="Compact"/>
+              <w:jc w:val="left"/>
+            </w:pPr>
+            <w:r>
+              <w:t xml:space="preserve">SharePoint 보기/검색 + Copilot 지식 검색 (「부천센터 지난달 조견표 찾아줘」)</w:t>
+            </w:r>
+          </w:p>
+        </w:tc>
+        <w:tc>
+          <w:tcPr/>
+          <w:p>
+            <w:pPr>
+              <w:pStyle w:val="Compact"/>
+              <w:jc w:val="left"/>
+            </w:pPr>
+            <w:r>
+              <w:t xml:space="preserve">Copilot</w:t>
+            </w:r>
+          </w:p>
+        </w:tc>
+      </w:tr>
+      <w:tr>
+        <w:tc>
+          <w:tcPr/>
+          <w:p>
+            <w:pPr>
+              <w:pStyle w:val="Compact"/>
+              <w:jc w:val="left"/>
+            </w:pPr>
+            <w:r>
+              <w:t xml:space="preserve">사이트·자료 탭 비밀번호</w:t>
+            </w:r>
+          </w:p>
+        </w:tc>
+        <w:tc>
+          <w:tcPr/>
+          <w:p>
+            <w:pPr>
+              <w:pStyle w:val="Compact"/>
+              <w:jc w:val="left"/>
+            </w:pPr>
+            <w:r>
+              <w:t xml:space="preserve">회사 계정 로그인 + SharePoint 사이트 권한</w:t>
+            </w:r>
+          </w:p>
+        </w:tc>
+        <w:tc>
+          <w:tcPr/>
+          <w:p>
+            <w:pPr>
+              <w:pStyle w:val="Compact"/>
+              <w:jc w:val="left"/>
+            </w:pPr>
+            <w:r>
+              <w:t xml:space="preserve">IT/관리자</w:t>
+            </w:r>
+          </w:p>
+        </w:tc>
+      </w:tr>
+    </w:tbl>
+    <w:p>
+      <w:r>
+        <w:pict>
+          <v:rect style="width:0;height:1.5pt" o:hralign="center" o:hrstd="t" o:hr="t"/>
+        </w:pict>
+      </w:r>
+    </w:p>
+    <w:bookmarkEnd w:id="22"/>
+    <w:bookmarkStart w:id="26" w:name="전달-자료-정리"/>
+    <w:p>
+      <w:pPr>
+        <w:pStyle w:val="Heading2"/>
+      </w:pPr>
+      <w:r>
         <w:t xml:space="preserve">2. 전달 자료 정리</w:t>
       </w:r>
     </w:p>
-    <w:bookmarkStart w:id="22" w:name="copilot-studio에-넣을-자료"/>
+    <w:bookmarkStart w:id="23" w:name="copilot-studio에-넣을-자료"/>
     <w:p>
       <w:pPr>
         <w:pStyle w:val="Heading3"/>
@@ -1287,8 +1663,8 @@
         </w:tc>
       </w:tr>
     </w:tbl>
-    <w:bookmarkEnd w:id="22"/>
-    <w:bookmarkStart w:id="23" w:name="넣으면-안-되는-자료"/>
+    <w:bookmarkEnd w:id="23"/>
+    <w:bookmarkStart w:id="24" w:name="넣으면-안-되는-자료"/>
     <w:p>
       <w:pPr>
         <w:pStyle w:val="Heading3"/>
@@ -1468,8 +1844,8 @@
         </w:tc>
       </w:tr>
     </w:tbl>
-    <w:bookmarkEnd w:id="23"/>
-    <w:bookmarkStart w:id="24" w:name="sharepoint-구성-사이트-1개"/>
+    <w:bookmarkEnd w:id="24"/>
+    <w:bookmarkStart w:id="25" w:name="sharepoint-구성-사이트-1개"/>
     <w:p>
       <w:pPr>
         <w:pStyle w:val="Heading3"/>
@@ -1703,9 +2079,9 @@
         </w:pict>
       </w:r>
     </w:p>
-    <w:bookmarkEnd w:id="24"/>
     <w:bookmarkEnd w:id="25"/>
-    <w:bookmarkStart w:id="31" w:name="프롬프트"/>
+    <w:bookmarkEnd w:id="26"/>
+    <w:bookmarkStart w:id="32" w:name="프롬프트"/>
     <w:p>
       <w:pPr>
         <w:pStyle w:val="Heading2"/>
@@ -1714,7 +2090,7 @@
         <w:t xml:space="preserve">3. 프롬프트</w:t>
       </w:r>
     </w:p>
-    <w:bookmarkStart w:id="26" w:name="Xbf37fdb50e8103517244a78620c23c158463993"/>
+    <w:bookmarkStart w:id="27" w:name="Xbf37fdb50e8103517244a78620c23c158463993"/>
     <w:p>
       <w:pPr>
         <w:pStyle w:val="Heading3"/>
@@ -1899,8 +2275,8 @@
         <w:t xml:space="preserve">격식 있는 존댓말, 결론 먼저, 숫자는 천 단위 쉼표.</w:t>
       </w:r>
     </w:p>
-    <w:bookmarkEnd w:id="26"/>
-    <w:bookmarkStart w:id="27" w:name="Xd46f92d62402bdc54772136606dc12dead35971"/>
+    <w:bookmarkEnd w:id="27"/>
+    <w:bookmarkStart w:id="28" w:name="Xd46f92d62402bdc54772136606dc12dead35971"/>
     <w:p>
       <w:pPr>
         <w:pStyle w:val="Heading3"/>
@@ -2196,8 +2572,8 @@
         <w:t xml:space="preserve">격식 있는 존댓말. 결론 먼저, 근거는 2~3줄. 금액은 천 단위 쉼표와 '원'. 답변이 길면 맨 위에 한 줄 요약.</w:t>
       </w:r>
     </w:p>
-    <w:bookmarkEnd w:id="27"/>
-    <w:bookmarkStart w:id="28" w:name="p3.-도구-설명-흐름을-에이전트-도구-흐름-추가로-연결할-때-설명란"/>
+    <w:bookmarkEnd w:id="28"/>
+    <w:bookmarkStart w:id="29" w:name="p3.-도구-설명-흐름을-에이전트-도구-흐름-추가로-연결할-때-설명란"/>
     <w:p>
       <w:pPr>
         <w:pStyle w:val="Heading3"/>
@@ -2280,8 +2656,8 @@
         <w:t xml:space="preserve">출력: ok, error, centerName, builtCount, uncertainCount, pdfUrl, jobsJson(직무별 결과 배열 JSON)</w:t>
       </w:r>
     </w:p>
-    <w:bookmarkEnd w:id="28"/>
-    <w:bookmarkStart w:id="29" w:name="X46248f9c061762bde2210c0b40c93983eef66ec"/>
+    <w:bookmarkEnd w:id="29"/>
+    <w:bookmarkStart w:id="30" w:name="X46248f9c061762bde2210c0b40c93983eef66ec"/>
     <w:p>
       <w:pPr>
         <w:pStyle w:val="Heading3"/>
@@ -2522,8 +2898,8 @@
         <w:t xml:space="preserve">)은 직접 확인하세요.</w:t>
       </w:r>
     </w:p>
-    <w:bookmarkEnd w:id="29"/>
-    <w:bookmarkStart w:id="30" w:name="p5.-테스트-질문-10개-에이전트-테스트-창에서-순서대로"/>
+    <w:bookmarkEnd w:id="30"/>
+    <w:bookmarkStart w:id="31" w:name="p5.-테스트-질문-10개-에이전트-테스트-창에서-순서대로"/>
     <w:p>
       <w:pPr>
         <w:pStyle w:val="Heading3"/>
@@ -3016,9 +3392,9 @@
         </w:pict>
       </w:r>
     </w:p>
-    <w:bookmarkEnd w:id="30"/>
     <w:bookmarkEnd w:id="31"/>
-    <w:bookmarkStart w:id="32" w:name="해야-할-일-순서대로"/>
+    <w:bookmarkEnd w:id="32"/>
+    <w:bookmarkStart w:id="33" w:name="해야-할-일-순서대로"/>
     <w:p>
       <w:pPr>
         <w:pStyle w:val="Heading2"/>
@@ -3937,8 +4313,8 @@
         </w:pict>
       </w:r>
     </w:p>
-    <w:bookmarkEnd w:id="32"/>
-    <w:bookmarkStart w:id="33" w:name="주의사항"/>
+    <w:bookmarkEnd w:id="33"/>
+    <w:bookmarkStart w:id="34" w:name="주의사항"/>
     <w:p>
       <w:pPr>
         <w:pStyle w:val="Heading2"/>
@@ -4069,8 +4445,8 @@
         <w:t xml:space="preserve">예외·특례사항을 웹에서 고치던 기능이 없어지므로, 수정은 반드시 엑셀 원본에서 하고 다시 생성합니다.</w:t>
       </w:r>
     </w:p>
-    <w:bookmarkEnd w:id="33"/>
     <w:bookmarkEnd w:id="34"/>
+    <w:bookmarkEnd w:id="35"/>
     <w:sectPr/>
   </w:body>
 </w:document>
